--- a/output/tables/READ/survival_summary.docx
+++ b/output/tables/READ/survival_summary.docx
@@ -25,7 +25,7 @@
         <w:ind w:left="60" w:right="60" w:firstLine="0" w:firstLineChars="0"/>
       </w:pPr>
       <w:r>
-        <w:t xml:space="preserve">Overall survival by gene expression (High vs Low), TCGA-READ. HR from Cox regression; multivariable model adjusted for age (per 10 years), sex and pathologic stage. q = Benjamini–Hochberg across exploratory genes only; the primary gene (MS4A1) is reported with its unadjusted p. Time-split HRs (0–24 / &gt;24 months, adjusted) are shown only for genes whose expression term violated proportional hazards. RMST difference = High − Low restricted mean survival time up to 60 months.</w:t>
+        <w:t xml:space="preserve">Overall survival by gene expression (High vs Low), TCGA-READ. HR from Cox regression; multivariable model adjusted for age (per 10 years), sex and pathologic stage. Sensitivity: stratified by tss. q = Benjamini–Hochberg across exploratory genes only; the primary gene (MS4A1) is reported with its unadjusted p. Time-split HRs (0–24 / &gt;24 months, adjusted) are shown only for genes whose expression term violated proportional hazards. RMST difference = High − Low restricted mean survival time up to 60 months.</w:t>
       </w:r>
     </w:p>
     <w:tbl xmlns:a="http://schemas.openxmlformats.org/drawingml/2006/main" xmlns:pic="http://schemas.openxmlformats.org/drawingml/2006/picture">

--- a/output/tables/READ/survival_summary.docx
+++ b/output/tables/READ/survival_summary.docx
@@ -25,7 +25,7 @@
         <w:ind w:left="60" w:right="60" w:firstLine="0" w:firstLineChars="0"/>
       </w:pPr>
       <w:r>
-        <w:t xml:space="preserve">Overall survival by gene expression (High vs Low), TCGA-READ. HR from Cox regression; multivariable model adjusted for age (per 10 years), sex and pathologic stage. Sensitivity: stratified by tss. q = Benjamini–Hochberg across exploratory genes only; the primary gene (MS4A1) is reported with its unadjusted p. Time-split HRs (0–24 / &gt;24 months, adjusted) are shown only for genes whose expression term violated proportional hazards. RMST difference = High − Low restricted mean survival time up to 60 months.</w:t>
+        <w:t xml:space="preserve">Overall survival by gene expression (High vs Low), TCGA-READ. HR from Cox regression; multivariable model adjusted for age (per 10 years), sex and pathologic stage. Sensitivity: stratified by tss. q = Benjamini–Hochberg across exploratory genes only; the primary gene (ROCK2) is reported with its unadjusted p. Time-split HRs (0–24 / &gt;24 months, adjusted) are shown only for genes whose expression term violated proportional hazards. RMST difference = High − Low restricted mean survival time up to 60 months.</w:t>
       </w:r>
     </w:p>
     <w:tbl xmlns:a="http://schemas.openxmlformats.org/drawingml/2006/main" xmlns:pic="http://schemas.openxmlformats.org/drawingml/2006/picture">
@@ -1609,7 +1609,7 @@
                 <w:szCs w:val="12"/>
                 <w:color w:val="000000"/>
               </w:rPr>
-              <w:t xml:space="preserve">MS4A1</w:t>
+              <w:t xml:space="preserve">ROCK2</w:t>
             </w:r>
           </w:p>
         </w:tc>
@@ -1719,7 +1719,7 @@
                 <w:szCs w:val="12"/>
                 <w:color w:val="000000"/>
               </w:rPr>
-              <w:t xml:space="preserve">155</w:t>
+              <w:t xml:space="preserve">156</w:t>
             </w:r>
           </w:p>
         </w:tc>
@@ -1829,7 +1829,7 @@
                 <w:szCs w:val="12"/>
                 <w:color w:val="000000"/>
               </w:rPr>
-              <w:t xml:space="preserve">51.4 (43.2–NR)</w:t>
+              <w:t xml:space="preserve">51.4 (41.3–NR)</w:t>
             </w:r>
           </w:p>
         </w:tc>
@@ -1884,7 +1884,7 @@
                 <w:szCs w:val="12"/>
                 <w:color w:val="000000"/>
               </w:rPr>
-              <w:t xml:space="preserve">NR (51.9–NR)</w:t>
+              <w:t xml:space="preserve">NR (NR–NR)</w:t>
             </w:r>
           </w:p>
         </w:tc>
@@ -1939,7 +1939,7 @@
                 <w:szCs w:val="12"/>
                 <w:color w:val="000000"/>
               </w:rPr>
-              <w:t xml:space="preserve">0.008</w:t>
+              <w:t xml:space="preserve">0.048</w:t>
             </w:r>
           </w:p>
         </w:tc>
@@ -2049,7 +2049,7 @@
                 <w:szCs w:val="12"/>
                 <w:color w:val="000000"/>
               </w:rPr>
-              <w:t xml:space="preserve">0.32 (0.13–0.77)</w:t>
+              <w:t xml:space="preserve">0.44 (0.19–1.01)</w:t>
             </w:r>
           </w:p>
         </w:tc>
@@ -2104,7 +2104,7 @@
                 <w:szCs w:val="12"/>
                 <w:color w:val="000000"/>
               </w:rPr>
-              <w:t xml:space="preserve">0.011</w:t>
+              <w:t xml:space="preserve">0.053</w:t>
             </w:r>
           </w:p>
         </w:tc>
@@ -2214,7 +2214,7 @@
                 <w:szCs w:val="12"/>
                 <w:color w:val="000000"/>
               </w:rPr>
-              <w:t xml:space="preserve">0.34 (0.13–0.89)</w:t>
+              <w:t xml:space="preserve">0.63 (0.24–1.62)</w:t>
             </w:r>
           </w:p>
         </w:tc>
@@ -2269,7 +2269,7 @@
                 <w:szCs w:val="12"/>
                 <w:color w:val="000000"/>
               </w:rPr>
-              <w:t xml:space="preserve">0.028</w:t>
+              <w:t xml:space="preserve">0.332</w:t>
             </w:r>
           </w:p>
         </w:tc>
@@ -2489,7 +2489,7 @@
                 <w:szCs w:val="12"/>
                 <w:color w:val="000000"/>
               </w:rPr>
-              <w:t xml:space="preserve">0.21 (0.07–0.64)</w:t>
+              <w:t xml:space="preserve">0.46 (0.16–1.34)</w:t>
             </w:r>
           </w:p>
         </w:tc>
@@ -2544,7 +2544,7 @@
                 <w:szCs w:val="12"/>
                 <w:color w:val="000000"/>
               </w:rPr>
-              <w:t xml:space="preserve">0.006</w:t>
+              <w:t xml:space="preserve">0.154</w:t>
             </w:r>
           </w:p>
         </w:tc>
@@ -2599,7 +2599,7 @@
                 <w:szCs w:val="12"/>
                 <w:color w:val="000000"/>
               </w:rPr>
-              <w:t xml:space="preserve">0.477</w:t>
+              <w:t xml:space="preserve">0.149</w:t>
             </w:r>
           </w:p>
         </w:tc>
@@ -2874,7 +2874,7 @@
                 <w:szCs w:val="12"/>
                 <w:color w:val="000000"/>
               </w:rPr>
-              <w:t xml:space="preserve">9.11 (2.16, 16.06)</w:t>
+              <w:t xml:space="preserve">7.67 (0.55, 14.78)</w:t>
             </w:r>
           </w:p>
         </w:tc>
@@ -2929,7 +2929,7 @@
                 <w:szCs w:val="12"/>
                 <w:color w:val="000000"/>
               </w:rPr>
-              <w:t xml:space="preserve">0.010</w:t>
+              <w:t xml:space="preserve">0.035</w:t>
             </w:r>
           </w:p>
         </w:tc>
@@ -4974,7 +4974,7 @@
                 <w:szCs w:val="12"/>
                 <w:color w:val="000000"/>
               </w:rPr>
-              <w:t xml:space="preserve">0.117</w:t>
+              <w:t xml:space="preserve">0.078</w:t>
             </w:r>
           </w:p>
         </w:tc>
@@ -5139,7 +5139,7 @@
                 <w:szCs w:val="12"/>
                 <w:color w:val="000000"/>
               </w:rPr>
-              <w:t xml:space="preserve">0.141</w:t>
+              <w:t xml:space="preserve">0.094</w:t>
             </w:r>
           </w:p>
         </w:tc>
@@ -5304,7 +5304,7 @@
                 <w:szCs w:val="12"/>
                 <w:color w:val="000000"/>
               </w:rPr>
-              <w:t xml:space="preserve">0.547</w:t>
+              <w:t xml:space="preserve">0.410</w:t>
             </w:r>
           </w:p>
         </w:tc>
@@ -6464,7 +6464,7 @@
                 <w:szCs w:val="12"/>
                 <w:color w:val="000000"/>
               </w:rPr>
-              <w:t xml:space="preserve">0.117</w:t>
+              <w:t xml:space="preserve">0.078</w:t>
             </w:r>
           </w:p>
         </w:tc>
@@ -6629,7 +6629,7 @@
                 <w:szCs w:val="12"/>
                 <w:color w:val="000000"/>
               </w:rPr>
-              <w:t xml:space="preserve">0.141</w:t>
+              <w:t xml:space="preserve">0.094</w:t>
             </w:r>
           </w:p>
         </w:tc>
@@ -6794,7 +6794,7 @@
                 <w:szCs w:val="12"/>
                 <w:color w:val="000000"/>
               </w:rPr>
-              <w:t xml:space="preserve">0.547</w:t>
+              <w:t xml:space="preserve">0.410</w:t>
             </w:r>
           </w:p>
         </w:tc>
@@ -9774,7 +9774,7 @@
                 <w:szCs w:val="12"/>
                 <w:color w:val="000000"/>
               </w:rPr>
-              <w:t xml:space="preserve">0.547</w:t>
+              <w:t xml:space="preserve">0.410</w:t>
             </w:r>
           </w:p>
         </w:tc>
@@ -15019,7 +15019,7 @@
                 <w:szCs w:val="12"/>
                 <w:color w:val="000000"/>
               </w:rPr>
-              <w:t xml:space="preserve">ROCK2</w:t>
+              <w:t xml:space="preserve">MS4A1</w:t>
             </w:r>
           </w:p>
         </w:tc>
@@ -15129,7 +15129,7 @@
                 <w:szCs w:val="12"/>
                 <w:color w:val="000000"/>
               </w:rPr>
-              <w:t xml:space="preserve">156</w:t>
+              <w:t xml:space="preserve">155</w:t>
             </w:r>
           </w:p>
         </w:tc>
@@ -15239,7 +15239,7 @@
                 <w:szCs w:val="12"/>
                 <w:color w:val="000000"/>
               </w:rPr>
-              <w:t xml:space="preserve">51.4 (41.3–NR)</w:t>
+              <w:t xml:space="preserve">51.4 (43.2–NR)</w:t>
             </w:r>
           </w:p>
         </w:tc>
@@ -15294,7 +15294,7 @@
                 <w:szCs w:val="12"/>
                 <w:color w:val="000000"/>
               </w:rPr>
-              <w:t xml:space="preserve">NR (NR–NR)</w:t>
+              <w:t xml:space="preserve">NR (51.9–NR)</w:t>
             </w:r>
           </w:p>
         </w:tc>
@@ -15349,7 +15349,7 @@
                 <w:szCs w:val="12"/>
                 <w:color w:val="000000"/>
               </w:rPr>
-              <w:t xml:space="preserve">0.048</w:t>
+              <w:t xml:space="preserve">0.008</w:t>
             </w:r>
           </w:p>
         </w:tc>
@@ -15404,7 +15404,7 @@
                 <w:szCs w:val="12"/>
                 <w:color w:val="000000"/>
               </w:rPr>
-              <w:t xml:space="preserve">0.145</w:t>
+              <w:t xml:space="preserve">0.070</w:t>
             </w:r>
           </w:p>
         </w:tc>
@@ -15459,7 +15459,7 @@
                 <w:szCs w:val="12"/>
                 <w:color w:val="000000"/>
               </w:rPr>
-              <w:t xml:space="preserve">0.44 (0.19–1.01)</w:t>
+              <w:t xml:space="preserve">0.32 (0.13–0.77)</w:t>
             </w:r>
           </w:p>
         </w:tc>
@@ -15514,7 +15514,7 @@
                 <w:szCs w:val="12"/>
                 <w:color w:val="000000"/>
               </w:rPr>
-              <w:t xml:space="preserve">0.053</w:t>
+              <w:t xml:space="preserve">0.011</w:t>
             </w:r>
           </w:p>
         </w:tc>
@@ -15569,7 +15569,7 @@
                 <w:szCs w:val="12"/>
                 <w:color w:val="000000"/>
               </w:rPr>
-              <w:t xml:space="preserve">0.159</w:t>
+              <w:t xml:space="preserve">0.094</w:t>
             </w:r>
           </w:p>
         </w:tc>
@@ -15624,7 +15624,7 @@
                 <w:szCs w:val="12"/>
                 <w:color w:val="000000"/>
               </w:rPr>
-              <w:t xml:space="preserve">0.63 (0.24–1.62)</w:t>
+              <w:t xml:space="preserve">0.34 (0.13–0.89)</w:t>
             </w:r>
           </w:p>
         </w:tc>
@@ -15679,7 +15679,7 @@
                 <w:szCs w:val="12"/>
                 <w:color w:val="000000"/>
               </w:rPr>
-              <w:t xml:space="preserve">0.332</w:t>
+              <w:t xml:space="preserve">0.028</w:t>
             </w:r>
           </w:p>
         </w:tc>
@@ -15734,7 +15734,7 @@
                 <w:szCs w:val="12"/>
                 <w:color w:val="000000"/>
               </w:rPr>
-              <w:t xml:space="preserve">0.718</w:t>
+              <w:t xml:space="preserve">0.253</w:t>
             </w:r>
           </w:p>
         </w:tc>
@@ -15899,7 +15899,7 @@
                 <w:szCs w:val="12"/>
                 <w:color w:val="000000"/>
               </w:rPr>
-              <w:t xml:space="preserve">0.46 (0.16–1.34)</w:t>
+              <w:t xml:space="preserve">0.21 (0.07–0.64)</w:t>
             </w:r>
           </w:p>
         </w:tc>
@@ -15954,7 +15954,7 @@
                 <w:szCs w:val="12"/>
                 <w:color w:val="000000"/>
               </w:rPr>
-              <w:t xml:space="preserve">0.154</w:t>
+              <w:t xml:space="preserve">0.006</w:t>
             </w:r>
           </w:p>
         </w:tc>
@@ -16009,7 +16009,7 @@
                 <w:szCs w:val="12"/>
                 <w:color w:val="000000"/>
               </w:rPr>
-              <w:t xml:space="preserve">0.149</w:t>
+              <w:t xml:space="preserve">0.477</w:t>
             </w:r>
           </w:p>
         </w:tc>
@@ -16284,7 +16284,7 @@
                 <w:szCs w:val="12"/>
                 <w:color w:val="000000"/>
               </w:rPr>
-              <w:t xml:space="preserve">7.67 (0.55, 14.78)</w:t>
+              <w:t xml:space="preserve">9.11 (2.16, 16.06)</w:t>
             </w:r>
           </w:p>
         </w:tc>
@@ -16339,7 +16339,7 @@
                 <w:szCs w:val="12"/>
                 <w:color w:val="000000"/>
               </w:rPr>
-              <w:t xml:space="preserve">0.035</w:t>
+              <w:t xml:space="preserve">0.010</w:t>
             </w:r>
           </w:p>
         </w:tc>
